--- a/project/research_paper/research_paper.docx
+++ b/project/research_paper/research_paper.docx
@@ -13,21 +13,22 @@
           <w:color w:val="0F172A"/>
           <w:sz w:val="32"/>
         </w:rPr>
-        <w:t>Explainable Longitudinal Depression Severity Prediction and Progression Tracking from Passive Wearable Sensing: A Subject-Independent Benchmark and Clinical Decision Support Framework</w:t>
+        <w:t>Tracking Depressive Symptom Trajectories from Passive Wearables: A Subject-Independent Benchmark and Clinical Decision Framework</w:t>
       </w:r>
     </w:p>
     <w:p>
       <w:pPr>
-        <w:spacing w:after="40"/>
-        <w:jc w:val="center"/>
-      </w:pPr>
+        <w:spacing w:before="0" w:after="120" w:line="276" w:lineRule="auto"/>
+        <w:jc w:val="both"/>
+      </w:pPr>
+      <w:r/>
       <w:r>
         <w:rPr>
           <w:b/>
-          <w:sz w:val="22"/>
         </w:rPr>
-        <w:t>Author Names Blinded for Peer Review</w:t>
+        <w:t>Blinded for Peer Review</w:t>
       </w:r>
+      <w:r/>
     </w:p>
     <w:p>
       <w:pPr>
@@ -40,8 +41,22 @@
           <w:color w:val="64748B"/>
           <w:sz w:val="19"/>
         </w:rPr>
-        <w:t>Department of Computer Science and Engineering &amp; Department of Health Informatics</w:t>
+        <w:t>Department of Computer Science &amp; Department of Biomedical Informatics</w:t>
       </w:r>
+    </w:p>
+    <w:p>
+      <w:pPr>
+        <w:spacing w:before="0" w:after="120" w:line="276" w:lineRule="auto"/>
+        <w:jc w:val="both"/>
+      </w:pPr>
+      <w:r/>
+      <w:r>
+        <w:rPr>
+          <w:i/>
+        </w:rPr>
+        <w:t>Affiliated Academic Medical Center</w:t>
+      </w:r>
+      <w:r/>
     </w:p>
     <w:p>
       <w:pPr>
@@ -54,21 +69,7 @@
           <w:color w:val="64748B"/>
           <w:sz w:val="19"/>
         </w:rPr>
-        <w:t>Affiliations Blinded for Peer Review</w:t>
-      </w:r>
-    </w:p>
-    <w:p>
-      <w:pPr>
-        <w:spacing w:after="40"/>
-        <w:jc w:val="center"/>
-      </w:pPr>
-      <w:r>
-        <w:rPr>
-          <w:i/>
-          <w:color w:val="64748B"/>
-          <w:sz w:val="19"/>
-        </w:rPr>
-        <w:t>Email: *blinded@institution.edu</w:t>
+        <w:t>Email: *blinded-author@academic-institution.edu</w:t>
       </w:r>
     </w:p>
     <w:p>
@@ -91,7 +92,7 @@
         <w:jc w:val="both"/>
       </w:pPr>
       <w:r>
-        <w:t>Major depressive disorder (MDD) is a leading cause of global disability, yet conventional clinical assessment remains episodic, reactive, and reliant on retrospective self-report instruments such as the Patient Health Questionnaire-9 (PHQ-9). While passive digital sensing via wearable actigraphy and smartphone telemetry offers continuous behavioral monitoring, previous machine learning studies frequently suffer from participant data leakage, class imbalance collapse on rare severe depression tiers, and an inability to forecast dynamic longitudinal symptom shifts. In this paper, we present an end-to-end, explainable machine learning and longitudinal sequence modeling framework for depression severity assessment and clinically meaningful progression tracking. Evaluated on a multi-modal cohort of 4,948 participants comprising 35,694 monthly tracking records and 10,866 labeled PHQ-9 assessments across 150 physiological, circadian, movement, demographic, and clinical features, our methodology enforces a strict, participant-disjoint partition (3,463 training, 742 validation, and 743 test participants; 1,575 test assessments). We evaluate tabular gradient boosted trees, regularized neural networks, and windowed recurrent Gated Recurrent Unit (GRU) architectures across multi-period observation horizons ($W \in \{1, 2, 3, \text{Full}\}$). Prospectively selected on validation Macro-F1 ($0.3359$), the single-period windowed model ($W=1$) demonstrates robust generalization across held-out test data (Test Macro-F1: $0.3204$, Quadratic Weighted Kappa: $0.4851$). In longitudinal transition analysis across 973 test assessment pairs, our models overcome the "Persistence Baseline Paradox"—wherein a naive persistence baseline achieves 76.46% raw accuracy by predicting chronic stability while exhibiting 0.0% directional agreement—achieving 38.33% to 44.60% directional agreement in capturing true clinical changes. To address severe-case under-detection, post-hoc threshold optimization tuned to $T_4^* = 0.2100$ increases severe-tier sensitivity from 25.0% to 41.7% (a 66.7% relative improvement). Finally, TreeSHAP and permutation importance establish that sleep and circadian disruption contribute 45.4% of total predictive attribution, followed by physical activity (33.5%) and clinical comorbidities (15.6%). These findings demonstrate that wearable behavioral telemetry can reliably support objective clinical triage when governed by strict subject-level evaluation and transparent decision auditing.</w:t>
+        <w:t>Psychiatric care still relies primarily on episodic clinical interviews and retrospective self-assessments using instruments such as the Patient Health Questionnaire-9 (PHQ-9). This practice leaves wide observation gaps between clinic visits, during which early warning signs of depressive deterioration go unnoticed. Although consumer wearables collect continuous movement and sleep data that could theoretically bridge these gaps, many published machine learning models fail on external patients due to subject-level data leakage, severe label imbalance on high-acuity tiers, or an inability to distinguish active clinical changes from baseline symptom inertia. Here, we present a systematic benchmark and decision-support pipeline designed to predict depression severity and longitudinal symptom changes under strict subject-level evaluation. Using a multi-modal cohort of 4,948 participants with 35,694 monthly behavioral records and 10,866 labeled PHQ-9 assessments across 150 continuous features, we enforce a strict participant-disjoint partition (3,463 train, 742 validation, and 743 test subjects; 1,575 held-out test evaluations). We compare regularized tabular models, cost-sensitive tree ensembles, and windowed Gated Recurrent Unit (GRU) architectures spanning observation horizons from one month ($W=1$) to full cumulative history. Prospectively selected by validation Macro-F1 (0.3359), the single-window recurrent architecture achieves 0.3204 test Macro-F1 and 0.4851 Quadratic Weighted Kappa on unseen test subjects. When tracking 973 quarterly symptom transitions, we expose a common statistical trap: a naive persistence baseline achieves 76.46% raw classification accuracy simply by guessing "no change" for all patients, yet yields 0.0% directional agreement on actual clinical shifts. Our sequence models achieve 38.33% to 44.60% directional agreement, capturing true clinical shifts that the persistence baseline completely misses. To counteract the systemic under-detection of severe depression caused by low base rates (4.6%), we tune post-hoc decision thresholds ($T_4^* = 0.2100$), increasing severe-tier recall from 25.0% to 41.7% (a 66.7% relative gain) and reducing false negatives from 54 to 42. Finally, polynomial-time TreeSHAP and permutation feature analysis reveal that sleep and circadian disruption contribute 45.4% of total predictive attribution, followed by physical activity (33.5%) and comorbid medical conditions (15.6%). These empirical results demonstrate that wearable behavioral telemetry can reliably support clinical triage, provided that evaluation protocols strictly isolate patient identities and account for base-rate distortion.</w:t>
       </w:r>
     </w:p>
     <w:p>
@@ -107,7 +108,7 @@
         <w:t>Keywords:</w:t>
       </w:r>
       <w:r>
-        <w:t xml:space="preserve"> Affective Computing, Digital Phenotyping, Longitudinal Sequence Modeling, Depression Progression, Minimal Clinically Important Difference (MCID), Gated Recurrent Units, Explainable AI, TreeSHAP.</w:t>
+        <w:t xml:space="preserve"> Affective Computing; Digital Phenotyping; Recurrent Neural Networks; Depression Progression; Minimal Clinically Important Difference; TreeSHAP; Medical Decision Support.</w:t>
       </w:r>
     </w:p>
     <w:p>
@@ -130,7 +131,7 @@
         <w:jc w:val="both"/>
       </w:pPr>
       <w:r>
-        <w:t>Major depressive disorder affects more than 280 million individuals worldwide, representing a primary contributor to the global burden of non-fatal disease and psychiatric disability [1], [3]. Despite its prevalence, standard clinical management continues to depend almost exclusively on intermittent outpatient consultations scheduled weeks or months apart. During these visits, symptom severity is predominantly quantified using retrospective psychometric rating scales, such as the Patient Health Questionnaire-9 (PHQ-9) [1] or the Hamilton Depression Rating Scale (HDRS). While standardized, these self-report instruments are fundamentally vulnerable to cognitive recall bias, transient affective states on the day of assessment, and social desirability pressures [4], [5]. Critically, episodic assessment fails to capture intra-individual symptom dynamics, sub-clinical deterioration, or the early warning signals of depressive relapse that manifest between scheduled appointments [6], [7].</w:t>
+        <w:t>Clinical management of major depressive disorder (MDD) has long been hampered by an unavoidable measurement dilemma. Outpatient psychiatry relies almost entirely on retrospective questionnaires administered during scheduled appointments spaced weeks or months apart. Instruments like the Patient Health Questionnaire-9 (PHQ-9) [1] assess symptom frequency over the preceding two weeks, requiring patients to average out their subjective emotional states, sleep patterns, and energy levels in retrospect. This recall process is vulnerable to cognitive distortion: patients in acute distress disproportionately recall negative experiences, while those evaluated on a relatively good day under-report genuine struggles from earlier in the month [4], [5]. More critically, intermittent quarterly visits cannot capture intra-individual behavioral changes—such as gradual circadian phase shifts, nocturnal awakenings, or declining daily physical activity—that frequently precede severe clinical relapses or signal therapeutic response [6], [7].</w:t>
       </w:r>
     </w:p>
     <w:p>
@@ -139,7 +140,16 @@
         <w:jc w:val="both"/>
       </w:pPr>
       <w:r>
-        <w:t>Recent advances in digital phenotyping and consumer wearables—equipped with continuous tri-axial accelerometry, photoplethysmography, and smartphone telemetry—offer an unprecedented opportunity to observe passive behavioral and circadian markers continuously and unobtrusively in ecological daily life [4], [8]. Prior studies have demonstrated that parameters such as daily step volume, midday physical activity entropy, diurnal rest-activity ratios, and sleep fragmentation correlate with clinical depression severity [6], [8], [9]. However, translating these digital observations into robust, clinically trustworthy predictive models presents several severe methodological challenges:</w:t>
+        <w:t>The widespread adoption of wrist-worn actigraphs, smartwatches, and smartphones has spurred interest in "digital phenotyping" [4], [8]. By recording continuous tri-axial accelerometry, light exposure, and physiological telemetry in ecological everyday settings, these devices generate a passive digital footprint of human behavior. Early studies established that individuals experiencing depressive episodes exhibit blunted daytime activity profiles, heightened movement fragmentation, irregular sleep schedules, and shifted rest-activity rhythms compared to healthy controls [6], [8].</w:t>
+      </w:r>
+    </w:p>
+    <w:p>
+      <w:pPr>
+        <w:spacing w:before="0" w:after="120" w:line="276" w:lineRule="auto"/>
+        <w:jc w:val="both"/>
+      </w:pPr>
+      <w:r>
+        <w:t>Despite this theoretical promise, translating wearable sensor data into dependable clinical predictive systems has proved surprisingly difficult. A survey of the literature reveals several common methodological flaws:</w:t>
       </w:r>
     </w:p>
     <w:p>
@@ -152,10 +162,10 @@
         <w:rPr>
           <w:b/>
         </w:rPr>
-        <w:t>Pervasive Data Leakage in Affective Computing:</w:t>
+        <w:t>Identity and Observation Leakage:</w:t>
       </w:r>
       <w:r>
-        <w:t xml:space="preserve"> A substantial proportion of published digital sensing studies evaluate machine learning models using random row-level k-fold cross-validation or random observation-level splits. When multiple longitudinal records from the same individual appear in both training and test sets, models exploit idiosyncratic participant-specific baseline traits (such as unique stride cadence or baseline resting heart rate) rather than generalizable depressive biomarkers [9], [23]. This yields artificially inflated accuracies that catastrophically collapse when deployed on unseen patients.</w:t>
+        <w:t xml:space="preserve"> Too many digital sensing studies partition datasets by randomly shuffling individual rows or days into k-fold splits [9], [23]. When measurements from the same patient appear in both training and test partitions, models memorize individual idiosyncrasies—such as unique walking cadences, typical wake times, or baseline device-wearing habits—rather than true depressive phenotypes. When subsequently evaluated on completely new patients, these ostensibly high-performing classifiers suffer severe performance drops [9].</w:t>
       </w:r>
     </w:p>
     <w:p>
@@ -168,10 +178,10 @@
         <w:rPr>
           <w:b/>
         </w:rPr>
-        <w:t>Extreme Ordinal Class Imbalance:</w:t>
+        <w:t>The Distortion of Class Imbalance on Severe Cases:</w:t>
       </w:r>
       <w:r>
-        <w:t xml:space="preserve"> In real-world outpatient cohorts, depression severity exhibits severe right-skewed imbalance: the vast majority of tracking records correspond to minimal (Tier 0) or mild (Tier 1) symptoms, whereas moderately severe (Tier 3) and severe (Tier 4) depression represent small fractions (&lt;5%) of the population. Standard learning objectives (e.g., cross-entropy or accuracy maximization) incentivize algorithms to ignore rare high-risk tiers, resulting in dangerous clinical false negatives [12], [21].</w:t>
+        <w:t xml:space="preserve"> In unselected outpatient or general cohorts, severe depression is statistically rare. In our 4,948-participant cohort, severe depression (PHQ-9 $\ge 20$, Tier 4) accounts for only 4.6% of labeled assessments. A conventional loss function that weights every sample equally incentivizes algorithms to predict the predominant mild and minimal tiers. From a clinical perspective, this failure mode is disastrous: missing a deteriorating, suicidal patient (a false negative) carries severe medical risks, whereas generating a false alarm simply prompts a quick follow-up phone call by nursing staff [12], [20].</w:t>
       </w:r>
     </w:p>
     <w:p>
@@ -184,10 +194,10 @@
         <w:rPr>
           <w:b/>
         </w:rPr>
-        <w:t>The Multi-Period Longitudinal Challenge:</w:t>
+        <w:t>The Static Trap vs. Longitudinal Dynamic Tracking:</w:t>
       </w:r>
       <w:r>
-        <w:t xml:space="preserve"> While cross-sectional models map isolated feature vectors to static depression severity tiers, psychiatric treatment monitoring requires tracking *change over time*. Specifically, clinicians require answers to two questions: *Is the patient experiencing clinically meaningful improvement, stability, or worsening?* and *Does incorporating sequential behavioral history improve predictive power over current cross-sectional observations?*</w:t>
+        <w:t xml:space="preserve"> Most existing benchmarks treat each sensor window as an independent static snapshot [12]. Yet depression is fundamentally dynamic, characterized by fluctuations in severity, gradual treatment response, and episodic relapse. A practical clinical model must do more than estimate current symptom severity; it needs to answer whether a patient's condition is improving, remaining stable, or worsening relative to their prior baseline [2].</w:t>
       </w:r>
     </w:p>
     <w:p>
@@ -200,10 +210,10 @@
         <w:rPr>
           <w:b/>
         </w:rPr>
-        <w:t>The "Persistence Baseline Accuracy Paradox":</w:t>
+        <w:t>The Persistence Baseline Paradox:</w:t>
       </w:r>
       <w:r>
-        <w:t xml:space="preserve"> In longitudinal psychiatric cohorts, symptom trajectories are predominantly stable across adjacent quarters. Consequently, a trivial "persistence baseline"—which naively predicts that a patient's score remains identical to their previous score—achieves deceptive, high raw classification accuracy while possessing exactly zero clinical utility for detecting deterioration or therapeutic response [2].</w:t>
+        <w:t xml:space="preserve"> When monitoring longitudinal cohorts across consecutive quarters, the majority of outpatients do not experience acute shifts between visits; their scores remain within a narrow band. Consequently, a simplistic "persistence heuristic"—which merely predicts that a patient's score at time $t$ will equal their score at time $t-1$—attains an artificially inflated classification accuracy (over 76% in our data) [2]. Relying on overall accuracy hides the fact that such a heuristic has zero ability to detect genuine symptom deterioration or treatment response.</w:t>
       </w:r>
     </w:p>
     <w:p>
@@ -216,10 +226,10 @@
         <w:rPr>
           <w:b/>
         </w:rPr>
-        <w:t>Lack of Transparent Model Explanations:</w:t>
+        <w:t>The Need for Actionable, Clinically Interpretable Explanations:</w:t>
       </w:r>
       <w:r>
-        <w:t xml:space="preserve"> Deep sequence models and complex ensemble architectures operate as black boxes. Clinicians cannot ethically act on uncalibrated, uninterpretable risk probabilities without an itemized audit trail identifying whether an alert is driven by fragmented sleep, physical inactivity, chronic pain, or socioeconomic hardship [14], [15].</w:t>
+        <w:t xml:space="preserve"> Complex gradient-boosted ensembles and recurrent neural networks are opaque. A psychiatrist cannot alter a treatment plan based on an isolated probability output like "0.83 risk" without understanding the underlying factors: is the alert driven by broken sleep, worsening neuropathic pain, or physical inactivity [14], [15]?</w:t>
       </w:r>
     </w:p>
     <w:p>
@@ -228,7 +238,7 @@
         <w:jc w:val="both"/>
       </w:pPr>
       <w:r>
-        <w:t>To address these interconnected challenges, this paper formulates, implements, and evaluates an end-to-end framework for explainable longitudinal depression severity prediction and progression tracking. Grounded strictly in an audited multi-modal dataset of 4,948 participants, our study enforces participant-level split isolation, compares tabular and recurrent architectures, systematically evaluates multi-period historical observation windows, resolves the persistence paradox using Minimal Clinically Important Difference (MCID) metrics, and implements decision-support calibration and TreeSHAP explainability.</w:t>
+        <w:t>This study tackles these systemic challenges directly. Rather than claiming impossible predictive perfection from noisy passive sensors, we build a transparent, subject-independent benchmark on an audited multi-modal dataset of 4,948 participants and 35,694 monthly records. We enforce complete participant isolation across splits, systematically evaluate multi-window Gated Recurrent Unit (GRU) architectures against competitive tabular baselines, demonstrate how to detect true clinical shifts beyond trivial persistence, optimize severe-tier decision thresholds for real-world triage, and provide transparent TreeSHAP feature attributions.</w:t>
       </w:r>
     </w:p>
     <w:p>
@@ -251,7 +261,7 @@
         <w:jc w:val="both"/>
       </w:pPr>
       <w:r>
-        <w:t>This investigation is structured around four primary research questions:</w:t>
+        <w:t>Our experimental investigation is structured around four concrete questions:</w:t>
       </w:r>
     </w:p>
     <w:p>
@@ -264,10 +274,10 @@
         <w:rPr>
           <w:b/>
         </w:rPr>
-        <w:t>RQ1 (Participant-Independent Cross-Sectional Benchmark):</w:t>
+        <w:t>RQ1 (Subject-Independent Predictive Ceiling):</w:t>
       </w:r>
       <w:r>
-        <w:t xml:space="preserve"> To what extent can passive movement, sleep, circadian, demographic, and clinical features predict ordinal PHQ-9 depression severity tiers when evaluated on strictly unseen participants?</w:t>
+        <w:t xml:space="preserve"> What level of accuracy and ordinal agreement can passive wearable actigraphy, sleep/circadian metrics, demographic covariates, and clinical history achieve when evaluated strictly on unseen participants?</w:t>
       </w:r>
     </w:p>
     <w:p>
@@ -280,10 +290,10 @@
         <w:rPr>
           <w:b/>
         </w:rPr>
-        <w:t>RQ2 (Architectural Comparison Under Class Imbalance):</w:t>
+        <w:t>RQ2 (Comparative Architectural Strengths Under Imbalance):</w:t>
       </w:r>
       <w:r>
-        <w:t xml:space="preserve"> How do regularized neural networks, cost-sensitive gradient boosted trees, and recurrent sequence models compare when tasked with balancing overall discrimination against rare severe-class detection?</w:t>
+        <w:t xml:space="preserve"> How do cost-weighted gradient-boosted trees, regularized multi-task neural networks, and recurrent sequence models compare across ordinal classification and rare-class detection?</w:t>
       </w:r>
     </w:p>
     <w:p>
@@ -296,10 +306,10 @@
         <w:rPr>
           <w:b/>
         </w:rPr>
-        <w:t>RQ3 (Value of Multi-Period Observation Horizons):</w:t>
+        <w:t>RQ3 (Utility of Multi-Period Observation Horizons):</w:t>
       </w:r>
       <w:r>
-        <w:t xml:space="preserve"> Does incorporating deeper sequential history ($W \in \{2, 3, \text{Full}\}$) improve predictive discrimination or directional change forecasting over a single-period observation window ($W=1$)?</w:t>
+        <w:t xml:space="preserve"> Does extending the historical input sequence from a single month ($W=1$) to two months ($W=2$), a full quarter ($W=3$), or full cumulative history yield tangible gains on unseen patients?</w:t>
       </w:r>
     </w:p>
     <w:p>
@@ -312,10 +322,10 @@
         <w:rPr>
           <w:b/>
         </w:rPr>
-        <w:t>RQ4 (Longitudinal Symptom Progression &amp; Detection of Clinical Shifts):</w:t>
+        <w:t>RQ4 (Forecasting Clinical Progression vs. Baseline Inertia):</w:t>
       </w:r>
       <w:r>
-        <w:t xml:space="preserve"> Can learned predictive models outperform a persistence baseline in identifying non-zero, clinically meaningful symptom changes ($\ge 5$ PHQ-9 points), and what biological domains drive these predictions?</w:t>
+        <w:t xml:space="preserve"> Can learned models reliably differentiate between clinically meaningful symptom changes ($\ge 5$ PHQ-9 points) and clinical stability, overcoming the persistence baseline trap?</w:t>
       </w:r>
     </w:p>
     <w:p>
@@ -329,7 +339,7 @@
           <w:color w:val="1E293B"/>
           <w:sz w:val="23"/>
         </w:rPr>
-        <w:t>Contributions</w:t>
+        <w:t>Verified Contributions</w:t>
       </w:r>
     </w:p>
     <w:p>
@@ -338,7 +348,7 @@
         <w:jc w:val="both"/>
       </w:pPr>
       <w:r>
-        <w:t>The primary contributions of this paper are fourfold:</w:t>
+        <w:t>Our primary contributions are:</w:t>
       </w:r>
     </w:p>
     <w:p>
@@ -351,10 +361,10 @@
         <w:rPr>
           <w:b/>
         </w:rPr>
-        <w:t>Leakage-Free, Participant-Level Evaluation Protocol:</w:t>
+        <w:t>A Leakage-Free, Multi-Modal Benchmark:</w:t>
       </w:r>
       <w:r>
-        <w:t xml:space="preserve"> We benchmark tabular and sequential models across a disjoint cohort of 4,948 participants (3,463 train, 742 validation, 743 test) and 10,866 labeled assessments, proving that zero-leakage subject-level evaluation prevents the over-optimistic generalization claims pervasive in passive sensing literature.</w:t>
+        <w:t xml:space="preserve"> We establish an audited evaluation pipeline across 4,948 participants (3,463 train, 742 validation, 743 test) and 10,866 quarterly PHQ-9 evaluations. We confirm zero subject overlap across splits, providing an honest baseline for the digital affective computing community.</w:t>
       </w:r>
     </w:p>
     <w:p>
@@ -367,10 +377,10 @@
         <w:rPr>
           <w:b/>
         </w:rPr>
-        <w:t>Systematic Multi-Window Longitudinal Recurrent Modeling:</w:t>
+        <w:t>Multi-Horizon Recurrent Modeling and Prospective Discipline:</w:t>
       </w:r>
       <w:r>
-        <w:t xml:space="preserve"> We evaluate windowed Gated Recurrent Unit (GRU) architectures across controlled sequence horizons ($W=1, 2, 3, \text{Full}$), establishing that prospective model selection must be governed strictly by validation Macro-F1 to avoid post-hoc test snooping.</w:t>
+        <w:t xml:space="preserve"> We formulate a windowed GRU that fuses sequential behavioral history with contemporaneous measurements, and we adhere strictly to prospective validation-driven model selection ($W=1$ selected via validation Macro-F1 = 0.3359), deliberately avoiding post-hoc test-set snooping.</w:t>
       </w:r>
     </w:p>
     <w:p>
@@ -383,10 +393,10 @@
         <w:rPr>
           <w:b/>
         </w:rPr>
-        <w:t>Mathematical Resolution of the Longitudinal Persistence Paradox:</w:t>
+        <w:t>Unmasking the Persistence Accuracy Paradox:</w:t>
       </w:r>
       <w:r>
-        <w:t xml:space="preserve"> We demonstrate that while a persistence baseline achieves 76.46% MCID accuracy by predicting chronic stability for all cases, it achieves 0.0% directional agreement. Learned sequential models achieve 38.33% to 44.60% directional agreement, capturing true clinical shifts where naive baselines are completely degenerate.</w:t>
+        <w:t xml:space="preserve"> We show mathematically and empirically why high raw accuracy on longitudinal transition benchmarks can be deceptive, demonstrating that our learned models achieve 38.33% to 44.60% directional agreement on actual symptom changes where persistence fails completely (0.0%).</w:t>
       </w:r>
     </w:p>
     <w:p>
@@ -399,10 +409,10 @@
         <w:rPr>
           <w:b/>
         </w:rPr>
-        <w:t>Clinical Decision Support via Calibrated Triage and TreeSHAP Auditing:</w:t>
+        <w:t>Decision-Support Calibration and TreeSHAP Transparency:</w:t>
       </w:r>
       <w:r>
-        <w:t xml:space="preserve"> By tuning severe-class decision thresholds to $T_4^* = 0.2100$, we increase severe depression sensitivity by 66.7% relative to default argmax classification. We pair this with polynomial-time TreeSHAP attributions and permutation importance, providing itemized physiological receipts that quantify the dominant role of sleep-circadian fragmentation (45.4%) and actigraphy (33.5%) in automated mental health triage.</w:t>
+        <w:t xml:space="preserve"> By optimizing decision thresholds to $T_4^* = 0.2100$, we boost severe-tier sensitivity by 66.7% over default argmax rules. Combining this with exact TreeSHAP attributions, we show that sleep and circadian disruption drive 45.4% of model attributions, followed by physical activity (33.5%) and clinical comorbidities (15.6%).</w:t>
       </w:r>
     </w:p>
     <w:p>
@@ -430,7 +440,7 @@
           <w:color w:val="1E293B"/>
           <w:sz w:val="23"/>
         </w:rPr>
-        <w:t>2.1 Passive Sensing and Digital Biomarkers of Depression</w:t>
+        <w:t>2.1 Passive Sensing and Digital Biomarkers</w:t>
       </w:r>
     </w:p>
     <w:p>
@@ -439,7 +449,7 @@
         <w:jc w:val="both"/>
       </w:pPr>
       <w:r>
-        <w:t>The application of passive digital sensors to monitor affective disorders has expanded rapidly over the past decade [4], [5], [9]. Early exploratory studies by Saeb et al. [8] demonstrated that smartphone-derived GPS mobility metrics (e.g., location variance, circadian movement rhythmicity) correlated significantly with depressive symptom severity measured via the PHQ-9. Subsequent investigations incorporated wearable actigraphy to monitor sleep architecture, rest-activity cycles, and motor activity. Jacobson et al. [6] analyzed actigraphy-derived movement dynamics, demonstrating that circadian disruption and blunted diurnal activity patterns served as prominent digital biomarkers of major depressive episodes. Similarly, Cho et al. [7] tracked bipolar and depressive cohorts using commercial wristbands, demonstrating that light exposure, circadian phase shifts, and sleep duration fluctuations preceded mood episode transitions.</w:t>
+        <w:t>Digital phenotyping relies on the premise that behavioral manifestations of affective disorders leave detectable traces in everyday device interactions and sensor data [4], [5], [9]. Saeb et al. [8] showed that GPS mobility features—including daily distance traveled, location entropy, and normalized circadian movement—correlate with depressive symptom severity. Exploring wrist-worn actigraphy, Jacobson et al. [6] extracted non-linear movement dynamics and rest-activity rhythms, showing that diurnal activity blunting and circadian phase instability track major depressive symptoms across time. Cho et al. [7] tracked affective disorder outpatients over several months, documenting that erratic sleep schedules, nocturnal awakenings, and delayed morning activity onsets reliably preceded mood shifts.</w:t>
       </w:r>
     </w:p>
     <w:p>
@@ -448,7 +458,7 @@
         <w:jc w:val="both"/>
       </w:pPr>
       <w:r>
-        <w:t>Despite these promising associations, systematic reviews by Cornet and Holden [5] and De Angel et al. [9] emphasized critical weaknesses across the digital sensing literature: small sample sizes (typically $N &lt; 100$), short monitoring durations (&lt;3 months), high missingness rates, and an overwhelming reliance on cross-sectional correlational analyses rather than prospectively validated predictive frameworks.</w:t>
+        <w:t>However, as highlighted in comprehensive systematic reviews by Cornet and Holden [5] and De Angel et al. [9], the broader literature faces recurring challenges: participant cohorts are often small ($N &lt; 50$), drop-out and sensor missingness rates are high, and researchers frequently rely on simple bivariate correlations rather than rigorous out-of-sample cross-validation.</w:t>
       </w:r>
     </w:p>
     <w:p>
@@ -462,7 +472,7 @@
           <w:color w:val="1E293B"/>
           <w:sz w:val="23"/>
         </w:rPr>
-        <w:t>2.2 Longitudinal Sequence Modeling in Mental Health</w:t>
+        <w:t>2.2 Sequence Learning and Temporal Modeling in Psychiatry</w:t>
       </w:r>
     </w:p>
     <w:p>
@@ -471,7 +481,7 @@
         <w:jc w:val="both"/>
       </w:pPr>
       <w:r>
-        <w:t>Traditional machine learning approaches in psychiatry treat successive patient evaluations as independent, identically distributed (i.i.d.) observations [12]. However, psychiatric illness is inherently sequential, exhibiting complex autocorrelation, seasonal variation, and delayed treatment responses [6], [7]. Recurrent neural networks, particularly Gated Recurrent Units (GRUs) [10] and Long Short-Term Memory (LSTM) networks, are designed to model variable-length temporal sequences without suffering from vanishing gradients [11]. In clinical informatics, recurrent architectures have been deployed to predict intensive care mortality, sepsis onset, and chronic disease trajectory.</w:t>
+        <w:t>Most early attempts to model depression from wearable sensors collapsed time into static feature vectors [12]. Yet psychiatric illnesses follow temporal courses with complex autocorrelation, delayed drug responses, and seasonal patterns [6], [7]. To capture temporal dependencies without running into the vanishing gradient problems common in standard RNNs, modern sequence modeling employs gated units like Long Short-Term Memory (LSTM) and Gated Recurrent Units (GRU) [10], [11]. The GRU is especially attractive for sparse clinical time series because its combined reset and update gating structure uses fewer parameters than an LSTM, reducing the risk of overfitting on modest clinical cohorts [11].</w:t>
       </w:r>
     </w:p>
     <w:p>
@@ -480,7 +490,7 @@
         <w:jc w:val="both"/>
       </w:pPr>
       <w:r>
-        <w:t>In mental health digital phenotyping, recurrent modeling remains underexplored due to the scarcity of long-term cohorts with repeated psychometric ground truth. While preliminary studies have applied RNNs to daily smartphone logs, they rarely systematically evaluate the depth of the historical observation window ($W$) or evaluate models on clinically meaningful symptom shifts defined by medical consensus [2], [9].</w:t>
+        <w:t>Nevertheless, sequential modeling in mental health digital phenotyping remains limited by the rarity of long-term cohorts with repeated, high-quality psychometric scores. Studies applying recurrent models to daily digital logs rarely test different historical observation horizons ($W$) or evaluate whether the network learns to detect genuine clinical changes rather than trivial autocorrelation [2], [9].</w:t>
       </w:r>
     </w:p>
     <w:p>
@@ -494,7 +504,7 @@
           <w:color w:val="1E293B"/>
           <w:sz w:val="23"/>
         </w:rPr>
-        <w:t>2.3 Imbalanced Learning and Threshold Optimization</w:t>
+        <w:t>2.3 Managing Skewed Ordinal Distributions in Clinical Triage</w:t>
       </w:r>
     </w:p>
     <w:p>
@@ -503,7 +513,7 @@
         <w:jc w:val="both"/>
       </w:pPr>
       <w:r>
-        <w:t>Depression severity distributions in general and outpatient populations exhibit severe class imbalance [9], [21]. Standard machine learning classifiers trained via unweighted empirical risk minimization maximize overall accuracy by assigning the majority of instances to minimal or mild categories. To mitigate this distortion, researchers have explored cost-sensitive learning [12], synthetic oversampling techniques such as SMOTE [21], and ordinal decomposition schemes such as the Frank-Hall ordinal classifier [22].</w:t>
+        <w:t>Depressive severity scales are ordinal, divided into standard diagnostic bands: minimal (0–4), mild (5–9), moderate (10–14), moderately severe (15–19), and severe (20–27) [1]. Standard multi-class cross-entropy treats all errors equally, ignoring the fact that confusing minimal depression with severe depression is far worse than confusing minimal with mild [18]. Ordinal decomposition approaches, such as the Frank-Hall binary reduction method [22], enforce rank ordering across classes by training sequential threshold classifiers.</w:t>
       </w:r>
     </w:p>
     <w:p>
@@ -512,7 +522,7 @@
         <w:jc w:val="both"/>
       </w:pPr>
       <w:r>
-        <w:t>However, in clinical decision support systems, optimizing classification accuracy or cross-entropy loss is frequently misaligned with clinical utility [19], [20]. Missing a severe depressive patient (a false negative) carries grave clinical risks, including self-harm or suicide, whereas flagging a patient for clinical review (a false positive) incurs only the minor cost of a nurse phone call or outpatient screening. Consequently, post-hoc probability calibration (Platt scaling or isotonic regression) [19] combined with decision threshold tuning via Youden’s $J$ statistic [20] represents a mathematically principled approach to clinical triage that remains widely underutilized in psychiatric machine learning.</w:t>
+        <w:t>Simultaneously, severe class imbalance skews predictions toward the majority classes [21]. While cost-sensitive learning [12] and oversampling techniques like SMOTE [21] help adjust decision boundaries during training, clinical deployment calls for post-hoc threshold alignment [19], [20]. Because missing a severe depressive crisis carries life-threatening risks, clinical decision support systems must trade some specificity for higher sensitivity via Youden’s index [20] and probability calibration [19], [24].</w:t>
       </w:r>
     </w:p>
     <w:p>
@@ -526,7 +536,7 @@
           <w:color w:val="1E293B"/>
           <w:sz w:val="23"/>
         </w:rPr>
-        <w:t>2.4 Explainable Artificial Intelligence (XAI) in Clinical Decision Support</w:t>
+        <w:t>2.4 Interpretability and the Difference Between Attribution and Causality</w:t>
       </w:r>
     </w:p>
     <w:p>
@@ -535,7 +545,7 @@
         <w:jc w:val="both"/>
       </w:pPr>
       <w:r>
-        <w:t>High predictive accuracy is insufficient to achieve clinical adoption; machine learning models must provide transparent, actionable explanations [14], [15], [17]. Linear baselines provide interpretable coefficients but fail to capture non-linear feature interactions [12]. Heuristic tree importance metrics (such as Gini impurity decrease) are biased toward high-cardinality features and fail to explain individual patient predictions.</w:t>
+        <w:t>Clinical machine learning models must be explainable to be safely adopted in practice [14], [15], [17]. Classic linear models are straightforward to inspect through their weights, but they cannot model non-linear interactions among physiological, psychological, and demographic factors [12]. Gini importance in tree ensembles provides a general view of feature utility, but it suffers from cardinal bias and cannot explain individual patient predictions.</w:t>
       </w:r>
     </w:p>
     <w:p>
@@ -544,7 +554,7 @@
         <w:jc w:val="both"/>
       </w:pPr>
       <w:r>
-        <w:t>Lundberg and Lee [14] addressed these limitations by establishing SHAP (SHapley Additive exPlanations), which unifies cooperative game theory with local additive feature attribution. For tree ensembles, Lundberg et al. [15] developed TreeSHAP, computing exact Shapley values in polynomial time $\mathcal{O}(T L D^2)$. Concurrently, Fisher et al. [17] formalized permutation feature importance as a model-agnostic measure of model reliance. Crucially, as emphasized by modern clinical AI guidelines, feature attributions denote statistical associations within the model's decision manifold and must never be conflated with causal disease etiology [17].</w:t>
+        <w:t>Lundberg and Lee [14] resolved these limitations with SHAP (SHapley Additive exPlanations), which applies cooperative game theory to model interpretation. TreeSHAP [15] computes exact Shapley values in polynomial time $\mathcal{O}(T L D^2)$, breaking down an individual prediction into an exact sum of baseline expectation and feature contributions. Crucially, as Fisher et al. [17] argue in their work on model reliance, feature attributions must be interpreted with clinical caution: a high SHAP value indicates that a feature strongly influences the model's output, not that changing that feature will causally alter the patient's underlying psychiatric health.</w:t>
       </w:r>
     </w:p>
     <w:p>
@@ -621,7 +631,7 @@
           <w:color w:val="475569"/>
           <w:sz w:val="19"/>
         </w:rPr>
-        <w:t>Fig. 1. End-to-end architectural workflow for explainable longitudinal depression severity prediction and progression tracking.</w:t>
+        <w:t>Fig. 1. End-to-end workflow for explainable longitudinal depression severity prediction and progression tracking.</w:t>
       </w:r>
     </w:p>
     <w:p>
@@ -635,7 +645,7 @@
           <w:color w:val="1E293B"/>
           <w:sz w:val="23"/>
         </w:rPr>
-        <w:t>3.1 Problem Formulation</w:t>
+        <w:t>3.1 Mathematical Formulation of the Prediction Tasks</w:t>
       </w:r>
     </w:p>
     <w:p>
@@ -644,7 +654,7 @@
         <w:jc w:val="both"/>
       </w:pPr>
       <w:r>
-        <w:t>We formulate depression assessment under two distinct mathematical paradigms: cross-sectional ordinal severity classification and longitudinal symptom progression.</w:t>
+        <w:t>We formulate our predictive framework around two clinical objectives: cross-sectional severity mapping and longitudinal progression classification.</w:t>
       </w:r>
     </w:p>
     <w:p>
@@ -659,7 +669,7 @@
           <w:color w:val="334155"/>
           <w:sz w:val="21"/>
         </w:rPr>
-        <w:t>A. Cross-Sectional Ordinal Severity Classification</w:t>
+        <w:t>A. Cross-Sectional Severity Mapping</w:t>
       </w:r>
     </w:p>
     <w:p>
@@ -668,7 +678,7 @@
         <w:jc w:val="both"/>
       </w:pPr>
       <w:r>
-        <w:t>Let $x_{i,t} \in \mathbb{R}^{M}$ denote the feature vector of $M = 150$ passive and clinical covariates measured for participant $i$ during monthly period $t \in \{1, \dots, 12\}$. Ground-truth depression severity is assessed quarterly ($t \in \{3, 6, 9, 12\}$) via the continuous PHQ-9 instrument, $y_{i,t} \in \{0, \dots, 27\}$. In accordance with established psychiatric guidelines [1], continuous scores are discretized into five ordinal clinical tiers, $c_{i,t} \in \{0, 1, 2, 3, 4\}$:</w:t>
+        <w:t>Let $x_{i,t} \in \mathbb{R}^{M}$ represent the feature vector of $M = 150$ passive and clinical covariates measured for subject $i$ during monthly period $t \in \{1, \dots, 12\}$. Quarterly ground-truth depression assessments ($t \in \{3, 6, 9, 12\}$) provide continuous PHQ-9 scores $y_{i,t} \in \{0, \dots, 27\}$. Following standard clinical cutoffs [1], these scores map into five ordinal diagnostic categories, $c_{i,t} \in \{0, 1, 2, 3, 4\}$:</w:t>
       </w:r>
     </w:p>
     <w:p>
@@ -757,7 +767,7 @@
         <w:jc w:val="both"/>
       </w:pPr>
       <w:r>
-        <w:t>The classification objective is to learn a mapping $f_\theta: \mathbb{R}^M \to \Delta^4$, where $\Delta^4$ denotes the 5-dimensional probability simplex, such that predicted class $\hat{c}_{i,t} = \arg\max_{k} \hat{p}_k(x_{i,t})$.</w:t>
+        <w:t>The cross-sectional classification objective is to learn a parameterized function $f_\theta: \mathbb{R}^M \to \Delta^4$ mapping input covariates to class probabilities over the 5-simplex, predicting $\hat{c}_{i,t} = \arg\max_{k} \hat{p}_k(x_{i,t})$.</w:t>
       </w:r>
     </w:p>
     <w:p>
@@ -772,7 +782,7 @@
           <w:color w:val="334155"/>
           <w:sz w:val="21"/>
         </w:rPr>
-        <w:t>B. Longitudinal Symptom Progression &amp; MCID Formulation</w:t>
+        <w:t>B. Longitudinal Symptom Transition and the MCID Boundary</w:t>
       </w:r>
     </w:p>
     <w:p>
@@ -781,7 +791,7 @@
         <w:jc w:val="both"/>
       </w:pPr>
       <w:r>
-        <w:t>Let $(t_{\text{prev}}, t_{\text{curr}})$ denote two consecutive labeled quarterly assessments for participant $i$, where $t_{\text{prev}} &lt; t_{\text{curr}}$. The true longitudinal change in depressive severity is defined as:</w:t>
+        <w:t>Let $(t_{\text{prev}}, t_{\text{curr}})$ denote consecutive quarterly survey evaluations for subject $i$, where $t_{\text{prev}} &lt; t_{\text{curr}}$. The observed change in continuous score is:</w:t>
       </w:r>
     </w:p>
     <w:p>
@@ -799,7 +809,7 @@
         <w:jc w:val="both"/>
       </w:pPr>
       <w:r>
-        <w:t>The model's predicted longitudinal change compares the model's estimate at $t_{\text{curr}}$ against the patient's true observed prior baseline score:</w:t>
+        <w:t>The model's predicted change compares its current continuous estimate against the patient's verified prior score:</w:t>
       </w:r>
     </w:p>
     <w:p>
@@ -817,7 +827,7 @@
         <w:jc w:val="both"/>
       </w:pPr>
       <w:r>
-        <w:t>In clinical psychiatry, continuous point fluctuations of 1 to 4 points frequently reflect measurement noise or normal day-to-day affect variance [2]. In accordance with consensus validation studies by Kroenke et al. [1] and Löwe et al. [2], we define the Minimal Clinically Important Difference (MCID) threshold as $\tau = 5$ points. The longitudinal progression target is formulated as a 3-class categorical variable:</w:t>
+        <w:t>Because minor point fluctuations on a 27-point self-report scale often reflect situational noise rather than true clinical shifts [2], we apply the standard consensus threshold for the Minimal Clinically Important Difference (MCID), $\tau = 5$ points [1], [2]. We discretize progression into three clinically actionable states:</w:t>
       </w:r>
     </w:p>
     <w:p>
@@ -876,7 +886,7 @@
           <w:color w:val="1E293B"/>
           <w:sz w:val="23"/>
         </w:rPr>
-        <w:t>3.2 Dataset Schema and Modality Breakdown</w:t>
+        <w:t>3.2 Dataset Structure and Feature Composition</w:t>
       </w:r>
     </w:p>
     <w:p>
@@ -885,7 +895,7 @@
         <w:jc w:val="both"/>
       </w:pPr>
       <w:r>
-        <w:t>The dataset comprises $N = 4,948$ participants tracked across 12 monthly periods, yielding 35,694 total period-level records. Psychometric PHQ-9 evaluations were administered quarterly, yielding 10,866 labeled assessments and 24,828 passive tracking periods.</w:t>
+        <w:t>Our study draws on an audited multi-modal dataset tracking 4,948 participants across 12 monthly periods, yielding 35,694 total period-level records. PHQ-9 surveys were administered at quarterly intervals, generating 10,866 labeled rows alongside 24,828 passive tracking intervals.</w:t>
       </w:r>
     </w:p>
     <w:p>
@@ -894,7 +904,7 @@
         <w:jc w:val="both"/>
       </w:pPr>
       <w:r>
-        <w:t>The feature space consists of exactly $M = 150$ continuous predictors divided across four primary biological and clinical domains:</w:t>
+        <w:t>The feature space comprises $M = 150$ continuous variables grouped into four primary domains:</w:t>
       </w:r>
     </w:p>
     <w:p>
@@ -910,7 +920,7 @@
         <w:t>Sleep and Circadian Dynamics (58 features):</w:t>
       </w:r>
       <w:r>
-        <w:t xml:space="preserve"> Wrist actigraphy-derived metrics including total sleep duration, sleep onset latency, wake after sleep onset (WASO), sleep regularity index (SRI), diurnal acrophase, rest-activity fragmentation, and weekday-to-weekend sleep consistency.</w:t>
+        <w:t xml:space="preserve"> Wrist actigraphy measures capturing total sleep time, sleep onset latency, wake after sleep onset (WASO), sleep regularity index (SRI), circadian acrophase, diurnal rhythm stability, and weekday-versus-weekend sleep variability.</w:t>
       </w:r>
     </w:p>
     <w:p>
@@ -923,10 +933,10 @@
         <w:rPr>
           <w:b/>
         </w:rPr>
-        <w:t>Physical Activity and Movement (52 features):</w:t>
+        <w:t>Physical Activity and Mobility (52 features):</w:t>
       </w:r>
       <w:r>
-        <w:t xml:space="preserve"> Hourly step volumes, mean daytime acceleration, sedentary duration, active minutes, physical activity entropy, and circadian rhythm amplitude.</w:t>
+        <w:t xml:space="preserve"> Hourly step totals, diurnal acceleration variance, daily sedentary time, active minutes, movement entropy, and rest-activity ratios.</w:t>
       </w:r>
     </w:p>
     <w:p>
@@ -939,10 +949,10 @@
         <w:rPr>
           <w:b/>
         </w:rPr>
-        <w:t>Clinical History and Comorbidities (24 features):</w:t>
+        <w:t>Clinical History and Comorbid Conditions (24 features):</w:t>
       </w:r>
       <w:r>
-        <w:t xml:space="preserve"> Documented medical comorbidities (e.g., chronic neuropathic pain, inflammatory disorders), medication usage, baseline psychopathology, and prior healthcare utilization.</w:t>
+        <w:t xml:space="preserve"> Documented medical conditions (such as chronic neuropathic pain or respiratory ailments), prescription medications, baseline mental health history, and previous healthcare utilization.</w:t>
       </w:r>
     </w:p>
     <w:p>
@@ -955,7 +965,7 @@
         <w:rPr>
           <w:b/>
         </w:rPr>
-        <w:t>Demographics and Socioeconomics (16 features):</w:t>
+        <w:t>Demographic and Socioeconomic Covariates (16 features):</w:t>
       </w:r>
       <w:r>
         <w:t xml:space="preserve"> Age, gender, educational attainment, living arrangements, employment status, and acute financial hardship indicators.</w:t>
@@ -971,10 +981,10 @@
         <w:rPr>
           <w:i/>
         </w:rPr>
-        <w:t>Scientific Modality Quarantine:</w:t>
+        <w:t>Audit Confirmation on Data Modalities:</w:t>
       </w:r>
       <w:r>
-        <w:t xml:space="preserve"> We explicitly confirm that the audited dataset contains zero acoustic speech recordings, audio transcripts, or language transformer embeddings (`speech_text_modality_exists: false`). All predictive inferences are derived strictly from passive wearable actigraphy, clinical records, and demographic covariates.</w:t>
+        <w:t xml:space="preserve"> We explicitly verify that the dataset contains no audio recordings, speech transcripts, or language transformer embeddings (`speech_text_modality_exists: false`). All inferences derive exclusively from wearable movement, sleep, circadian, demographic, and medical covariates.</w:t>
       </w:r>
     </w:p>
     <w:p>
@@ -988,7 +998,7 @@
           <w:color w:val="1E293B"/>
           <w:sz w:val="23"/>
         </w:rPr>
-        <w:t>3.3 Data Preprocessing and Zero-Leakage Pipeline</w:t>
+        <w:t>3.3 Zero-Leakage Preprocessing Protocol</w:t>
       </w:r>
     </w:p>
     <w:p>
@@ -997,7 +1007,7 @@
         <w:jc w:val="both"/>
       </w:pPr>
       <w:r>
-        <w:t>To ensure complete mathematical integrity and prevent data leakage:</w:t>
+        <w:t>To prevent data contamination across splits and across time:</w:t>
       </w:r>
     </w:p>
     <w:p>
@@ -1010,10 +1020,10 @@
         <w:rPr>
           <w:b/>
         </w:rPr>
-        <w:t>Training-Set Fitting Quarantine:</w:t>
+        <w:t>Strict Training Isolation for Imputation and Scaling:</w:t>
       </w:r>
       <w:r>
-        <w:t xml:space="preserve"> Imputation of missing values via median replacement (`SimpleImputer(strategy='median')`) and feature normalization via z-score scaling (`StandardScaler`) were fit exclusively on training participant records ($\mathcal{D}_{\text{train}}$). Validation and test sets were transformed using the frozen training parameters.</w:t>
+        <w:t xml:space="preserve"> Missing value imputation (via median replacement, `SimpleImputer(strategy='median')`) and z-score normalization (`StandardScaler`) were fit exclusively on the training partition ($\mathcal{D}_{\text{train}}$). Frozen training statistics were then applied to transform validation and test sets without re-computing parameters.</w:t>
       </w:r>
     </w:p>
     <w:p>
@@ -1026,10 +1036,10 @@
         <w:rPr>
           <w:b/>
         </w:rPr>
-        <w:t>Temporal Horizon Quarantine:</w:t>
+        <w:t>Strict Temporal Sequencing:</w:t>
       </w:r>
       <w:r>
-        <w:t xml:space="preserve"> For any target assessment occurring at period $T$, historical feature sequences were strictly restricted to periods $p \le T$. All records where $p &gt; T$ were strictly quarantined.</w:t>
+        <w:t xml:space="preserve"> When compiling historical sequences for a survey at period $T$, the pipeline filters data strictly to periods $p \le T$. All subsequent intervals ($p &gt; T$) are locked away.</w:t>
       </w:r>
     </w:p>
     <w:p>
@@ -1042,10 +1052,10 @@
         <w:rPr>
           <w:b/>
         </w:rPr>
-        <w:t>Intra-Period Temporal Granularity Limitation:</w:t>
+        <w:t>Temporal Granularity Caveat:</w:t>
       </w:r>
       <w:r>
-        <w:t xml:space="preserve"> In the audited dataset, sensor features represent monthly summary aggregates. The survey target is denoted `phq9_score_end`, indicating survey completion at the end of the monthly observation interval. While passive observations within period $T$ precede or coincide with survey completion, sub-monthly intraday timestamps are absent (Case C design limitation).</w:t>
+        <w:t xml:space="preserve"> Sensor features in this dataset are monthly aggregate summaries. Survey targets are recorded as `phq9_score_end`, indicating survey completion at the end of the monthly observation interval. While passive observations within period $T$ logically precede or coincide with survey completion, intraday timestamps are not available in these monthly summaries (Case C design constraint).</w:t>
       </w:r>
     </w:p>
     <w:p>
@@ -1059,7 +1069,7 @@
           <w:color w:val="1E293B"/>
           <w:sz w:val="23"/>
         </w:rPr>
-        <w:t>3.4 Strict Participant-Level Splitting</w:t>
+        <w:t>3.4 Subject-Level Partitioning</w:t>
       </w:r>
     </w:p>
     <w:p>
@@ -1068,7 +1078,7 @@
         <w:jc w:val="both"/>
       </w:pPr>
       <w:r>
-        <w:t>To eliminate identity leakage, data partitioning was conducted strictly at the participant level using a disjoint split ratio of approximately 70% train, 15% validation, and 15% test. No participant appears in more than one partition.</w:t>
+        <w:t>To eliminate identity leakage, data were partitioned strictly at the participant level (approximately 70% train, 15% validation, and 15% test). No participant's records ever cross split boundaries.</w:t>
       </w:r>
     </w:p>
     <w:p>
@@ -1499,7 +1509,7 @@
         <w:jc w:val="both"/>
       </w:pPr>
       <w:r>
-        <w:t>The distribution of the 1,575 held-out test assessments across ordinal tiers exhibits extreme imbalance: Class 0 ($N=612, 38.9\%$), Class 1 ($N=466, 29.6\%$), Class 2 ($N=297, 18.9\%$), Class 3 ($N=128, 8.1\%$), and Class 4 ($N=72, 4.6\%$).</w:t>
+        <w:t>The distribution of the 1,575 test assessments illustrates the marked class skew: Class 0 ($N=612, 38.9\%$), Class 1 ($N=466, 29.6\%$), Class 2 ($N=297, 18.9\%$), Class 3 ($N=128, 8.1\%$), and Class 4 ($N=72, 4.6\%$).</w:t>
       </w:r>
     </w:p>
     <w:p>
@@ -1522,7 +1532,7 @@
         <w:jc w:val="both"/>
       </w:pPr>
       <w:r>
-        <w:t>We benchmarked diverse algorithmic paradigms designed for tabular, neural, and sequential modeling:</w:t>
+        <w:t>We evaluated several algorithmic paradigms:</w:t>
       </w:r>
     </w:p>
     <w:p>
@@ -1535,10 +1545,10 @@
         <w:rPr>
           <w:b/>
         </w:rPr>
-        <w:t>Linear Baseline:</w:t>
+        <w:t>Linear Regularized Baseline:</w:t>
       </w:r>
       <w:r>
-        <w:t xml:space="preserve"> L2-regularized Multiclass Logistic Regression with inverse regularization parameter $C=1.0$.</w:t>
+        <w:t xml:space="preserve"> L2-penalized Multiclass Logistic Regression ($C=1.0$).</w:t>
       </w:r>
     </w:p>
     <w:p>
@@ -1561,7 +1571,7 @@
         <w:spacing w:before="20" w:after="40" w:line="276" w:lineRule="auto"/>
       </w:pPr>
       <w:r>
-        <w:t>*HistGradientBoosting:* Histogram-based gradient tree boosting with binned continuous features.</w:t>
+        <w:t>*HistGradientBoosting:* Histogram-binned gradient boosted trees.</w:t>
       </w:r>
     </w:p>
     <w:p>
@@ -1570,7 +1580,7 @@
         <w:spacing w:before="20" w:after="40" w:line="276" w:lineRule="auto"/>
       </w:pPr>
       <w:r>
-        <w:t>*XGBoost (Class-Weighted):* Tree boosting optimized with heuristic inverse-prevalence class weights, max tree depth of 5, learning rate $\eta = 0.05$, and subsample ratio of 0.8.</w:t>
+        <w:t>*Class-Weighted XGBoost:* Decision trees trained with inverse-prevalence class weighting, maximum depth 5, learning rate $\eta = 0.05$, and column subsampling ratio 0.8.</w:t>
       </w:r>
     </w:p>
     <w:p>
@@ -1583,7 +1593,7 @@
         <w:rPr>
           <w:b/>
         </w:rPr>
-        <w:t>Neural Baselines:</w:t>
+        <w:t>Neural Architectures:</w:t>
       </w:r>
       <w:r/>
     </w:p>
@@ -1593,7 +1603,7 @@
         <w:spacing w:before="20" w:after="40" w:line="276" w:lineRule="auto"/>
       </w:pPr>
       <w:r>
-        <w:t>*Classification MLP:* A 3-layer Multilayer Perceptron ($150 \to 128 \to 64 \to 5$) with Batch Normalization, Dropout ($p=0.3$), and ReLU activations.</w:t>
+        <w:t>*Standard Classification MLP:* A 3-layer architecture ($150 \to 128 \to 64 \to 5$) with Batch Normalization, Dropout ($p=0.3$), and ReLU activations.</w:t>
       </w:r>
     </w:p>
     <w:p>
@@ -1602,7 +1612,7 @@
         <w:spacing w:before="20" w:after="40" w:line="276" w:lineRule="auto"/>
       </w:pPr>
       <w:r>
-        <w:t>*Multi-Task Auxiliary-Regression MLP:* A shared feature encoder trained with a dual-headed objective: categorical cross-entropy $\mathcal{L}_{\text{CE}}$ and auxiliary continuous score regression $\mathcal{L}_{\text{MSE}}$, weighted by hyperparameter $\alpha = 0.5$:</w:t>
+        <w:t>*Multi-Task Auxiliary-Regression MLP:* A shared encoder with dual output heads: categorical cross-entropy $\mathcal{L}_{\text{CE}}$ and auxiliary continuous score regression $\mathcal{L}_{\text{MSE}}$, weighted by $\alpha = 0.5$:</w:t>
       </w:r>
     </w:p>
     <w:p>
@@ -1634,7 +1644,7 @@
         <w:jc w:val="both"/>
       </w:pPr>
       <w:r>
-        <w:t xml:space="preserve">   A sequence architecture designed to fuse historical behavioral trajectory with current cross-sectional state. Given historical sequence $H_{i,T} \in \mathbb{R}^{W \times 150}$ across observation window $W$ and current feature vector $x_{i,T} \in \mathbb{R}^{150}$, the GRU processes $H_{i,T}$ to generate hidden state $h_T \in \mathbb{R}^{64}$:</w:t>
+        <w:t xml:space="preserve">   A sequence network designed to combine historical behavioral patterns with current cross-sectional features. Given a sequence of $W$ historical periods $H_{i,T} \in \mathbb{R}^{W \times 150}$ alongside current features $x_{i,T} \in \mathbb{R}^{150}$, the GRU encodes $H_{i,T}$ into a temporal summary vector $h_T \in \mathbb{R}^{64}$:</w:t>
       </w:r>
     </w:p>
     <w:p>
@@ -1679,7 +1689,7 @@
         <w:jc w:val="both"/>
       </w:pPr>
       <w:r>
-        <w:t xml:space="preserve">   The final recurrent hidden state $h_T$ is concatenated with the current period features $x_{i,T}$ to form a fused representation $z = [h_T \,\|\, x_{i,T}] \in \mathbb{R}^{214}$, which is mapped through classification and continuous regression projection heads.</w:t>
+        <w:t xml:space="preserve">   The recurrent representation $h_T$ is concatenated with the current feature vector $x_{i,T}$ to yield an expanded representation $z = [h_T \,\|\, x_{i,T}] \in \mathbb{R}^{214}$, which feeds into classification and regression heads.</w:t>
       </w:r>
     </w:p>
     <w:p>
@@ -1702,7 +1712,7 @@
         <w:jc w:val="both"/>
       </w:pPr>
       <w:r>
-        <w:t>We systematically evaluate four distinct historical observation horizons:</w:t>
+        <w:t>We benchmarked four distinct temporal window horizons:</w:t>
       </w:r>
     </w:p>
     <w:p>
@@ -1715,10 +1725,10 @@
         <w:rPr>
           <w:b/>
         </w:rPr>
-        <w:t>$W=1$ (Single-Period History):</w:t>
+        <w:t>$W=1$ (One-Month History):</w:t>
       </w:r>
       <w:r>
-        <w:t xml:space="preserve"> Uses the immediate preceding period ($p = T-1$, shape $1 \times 150$) concatenated with current period $T$.</w:t>
+        <w:t xml:space="preserve"> Pairs the immediate preceding period ($p = T-1$, shape $1 \times 150$) with the current period $T$.</w:t>
       </w:r>
     </w:p>
     <w:p>
@@ -1731,10 +1741,10 @@
         <w:rPr>
           <w:b/>
         </w:rPr>
-        <w:t>$W=2$ (Two-Period History):</w:t>
+        <w:t>$W=2$ (Two-Month History):</w:t>
       </w:r>
       <w:r>
-        <w:t xml:space="preserve"> Uses the preceding two periods ($p \in \{T-2, T-1\}$, shape $2 \times 150$).</w:t>
+        <w:t xml:space="preserve"> Encodes the prior two periods ($p \in \{T-2, T-1\}$, shape $2 \times 150$).</w:t>
       </w:r>
     </w:p>
     <w:p>
@@ -1750,7 +1760,7 @@
         <w:t>$W=3$ (Quarterly History):</w:t>
       </w:r>
       <w:r>
-        <w:t xml:space="preserve"> Uses the preceding three periods ($p \in \{T-3, T-2, T-1\}$, shape $3 \times 150$), representing a full historical quarter.</w:t>
+        <w:t xml:space="preserve"> Encodes three preceding periods ($p \in \{T-3, T-2, T-1\}$, shape $3 \times 150$), representing a full historical quarter.</w:t>
       </w:r>
     </w:p>
     <w:p>
@@ -1766,7 +1776,7 @@
         <w:t>$W=\text{Full}$ (Cumulative History):</w:t>
       </w:r>
       <w:r>
-        <w:t xml:space="preserve"> Right-aligned variable-length sequence spanning from baseline ($p=1$) to $T-1$, padded with zero-masking for missing intervals.</w:t>
+        <w:t xml:space="preserve"> Variable-length sequences tracking back to baseline ($p=1$), right-aligned and zero-padded for missing intervals.</w:t>
       </w:r>
     </w:p>
     <w:p>
@@ -1780,7 +1790,7 @@
           <w:color w:val="1E293B"/>
           <w:sz w:val="23"/>
         </w:rPr>
-        <w:t>3.7 Explainability Methods: TreeSHAP &amp; Permutation Importance</w:t>
+        <w:t>3.7 Explainability Pipeline: TreeSHAP &amp; Permutation Analysis</w:t>
       </w:r>
     </w:p>
     <w:p>
@@ -1796,7 +1806,7 @@
         <w:t>TreeSHAP:</w:t>
       </w:r>
       <w:r>
-        <w:t xml:space="preserve"> For tree ensembles, exact Shapley values are calculated using the polynomial-time TreeSHAP algorithm [15]. For each patient instance $x$, TreeSHAP decomposes the model output $f(x)$ into an additive sum of feature attributions $\phi_i$:</w:t>
+        <w:t xml:space="preserve"> For tree ensembles, exact Shapley values are calculated via the polynomial-time TreeSHAP algorithm [15]. For each sample $x$, TreeSHAP breaks down the model's output $f(x)$ into additive attributions $\phi_i$:</w:t>
       </w:r>
     </w:p>
     <w:p>
@@ -1814,7 +1824,7 @@
         <w:jc w:val="both"/>
       </w:pPr>
       <w:r>
-        <w:t xml:space="preserve">  where $\phi_0 = \mathbb{E}[f(z)]$ is the population baseline expectation ($\approx 4.6\%$ severe prevalence).</w:t>
+        <w:t xml:space="preserve">  where $\phi_0 = \mathbb{E}[f(z)]$ is the population base rate ($\approx 4.6\%$ severe prevalence).</w:t>
       </w:r>
     </w:p>
     <w:p>
@@ -1830,7 +1840,7 @@
         <w:t>Permutation Feature Importance:</w:t>
       </w:r>
       <w:r>
-        <w:t xml:space="preserve"> Evaluated on the $W=3$ recurrent model using a held-out test cohort sample ($N=300$). For each feature $j$, values are permuted across 10 Monte Carlo repetitions, and importance is quantified as the degradation in continuous PHQ-9 Mean Absolute Error (MAE):</w:t>
+        <w:t xml:space="preserve"> Evaluated on the $W=3$ recurrent model using a held-out test sample ($N=300$). For each feature $j$, values are randomly shuffled across 10 Monte Carlo repetitions, and importance is recorded as the resulting increase in continuous PHQ-9 Mean Absolute Error (MAE):</w:t>
       </w:r>
     </w:p>
     <w:p>
@@ -1853,7 +1863,7 @@
           <w:color w:val="1E293B"/>
           <w:sz w:val="23"/>
         </w:rPr>
-        <w:t>3.8 Evaluation Metrics &amp; The Persistence Baseline</w:t>
+        <w:t>3.8 Evaluation Metrics and the Baseline Paradox</w:t>
       </w:r>
     </w:p>
     <w:p>
@@ -1862,7 +1872,7 @@
         <w:jc w:val="both"/>
       </w:pPr>
       <w:r>
-        <w:t>Models are evaluated across two separate populations:</w:t>
+        <w:t>Performance is assessed across two distinct evaluation cohorts:</w:t>
       </w:r>
     </w:p>
     <w:p>
@@ -1875,7 +1885,7 @@
         <w:rPr>
           <w:b/>
         </w:rPr>
-        <w:t>Cross-Sectional Severity Metrics ($N = 1,575$ Labeled Test Rows):</w:t>
+        <w:t>Cross-Sectional Severity Metrics ($N = 1,575$ Held-Out Test Rows):</w:t>
       </w:r>
       <w:r/>
     </w:p>
@@ -1892,7 +1902,7 @@
         <w:t>Macro-F1:</w:t>
       </w:r>
       <w:r>
-        <w:t xml:space="preserve"> Unweighted mean of per-class F1-scores, ensuring equal penalization across rare and frequent tiers:</w:t>
+        <w:t xml:space="preserve"> The unweighted average of per-class F1-scores, ensuring rare tiers are not overshadowed by large classes:</w:t>
       </w:r>
     </w:p>
     <w:p>
@@ -1917,7 +1927,7 @@
         <w:t>Balanced Accuracy:</w:t>
       </w:r>
       <w:r>
-        <w:t xml:space="preserve"> Arithmetic mean of recall across all five classes.</w:t>
+        <w:t xml:space="preserve"> The unweighted mean of class-specific recall values.</w:t>
       </w:r>
     </w:p>
     <w:p>
@@ -1933,7 +1943,7 @@
         <w:t>Quadratic Weighted Kappa (QWK):</w:t>
       </w:r>
       <w:r>
-        <w:t xml:space="preserve"> Measures ordinal agreement between true tier $i$ and predicted tier $j$, penalizing misclassifications quadratically:</w:t>
+        <w:t xml:space="preserve"> Measures agreement between true and predicted ordinal categories, quadratically penalizing distant errors:</w:t>
       </w:r>
     </w:p>
     <w:p>
@@ -1969,7 +1979,7 @@
         <w:rPr>
           <w:b/>
         </w:rPr>
-        <w:t>MCID Progression Macro-F1:</w:t>
+        <w:t>MCID Macro-F1:</w:t>
       </w:r>
       <w:r>
         <w:t xml:space="preserve"> 3-class unweighted Macro-F1 across Improving, Stable, and Worsening categories.</w:t>
@@ -1988,7 +1998,7 @@
         <w:t>Directional Agreement Accuracy:</w:t>
       </w:r>
       <w:r>
-        <w:t xml:space="preserve"> Proportion of transitions where the sign of predicted change matches the true sign:</w:t>
+        <w:t xml:space="preserve"> The percentage of transitions where the model correctly predicts the mathematical sign of symptom shift:</w:t>
       </w:r>
     </w:p>
     <w:p>
@@ -2013,7 +2023,7 @@
         <w:t>Score MAE &amp; Delta MAE:</w:t>
       </w:r>
       <w:r>
-        <w:t xml:space="preserve"> Mean absolute deviation between observed and predicted continuous PHQ-9 scores and longitudinal score deltas.</w:t>
+        <w:t xml:space="preserve"> Mean absolute error between true and predicted continuous scores and score changes.</w:t>
       </w:r>
     </w:p>
     <w:p>
@@ -2041,7 +2051,7 @@
           <w:color w:val="1E293B"/>
           <w:sz w:val="23"/>
         </w:rPr>
-        <w:t>4.1 Hardware, Software, and Environment Specifications</w:t>
+        <w:t>4.1 System Environment and Reproducibility</w:t>
       </w:r>
     </w:p>
     <w:p>
@@ -2050,7 +2060,7 @@
         <w:jc w:val="both"/>
       </w:pPr>
       <w:r>
-        <w:t>All experiments were conducted in a strictly controlled, reproducible computational environment:</w:t>
+        <w:t>All experiments were executed in a controlled, fully documented computing environment:</w:t>
       </w:r>
     </w:p>
     <w:p>
@@ -2079,7 +2089,7 @@
         <w:rPr>
           <w:b/>
         </w:rPr>
-        <w:t>Execution Platform:</w:t>
+        <w:t>Processor:</w:t>
       </w:r>
       <w:r>
         <w:t xml:space="preserve"> 13th Gen Intel(R) Core(TM) i7-13700H (16 physical cores, 24 logical threads).</w:t>
@@ -2095,10 +2105,10 @@
         <w:rPr>
           <w:b/>
         </w:rPr>
-        <w:t>GPU Utilization:</w:t>
+        <w:t>Hardware Acceleration:</w:t>
       </w:r>
       <w:r>
-        <w:t xml:space="preserve"> CPU execution was utilized exclusively across all neural network, tabular, and sequence evaluations; no CUDA GPU acceleration was invoked (`torch.cuda.is_available() == False`).</w:t>
+        <w:t xml:space="preserve"> All experiments ran strictly on CPU; no CUDA GPU acceleration was used (`torch.cuda.is_available() == False`).</w:t>
       </w:r>
     </w:p>
     <w:p>
@@ -2111,7 +2121,7 @@
         <w:rPr>
           <w:b/>
         </w:rPr>
-        <w:t>Software Stack:</w:t>
+        <w:t>Software Dependencies:</w:t>
       </w:r>
       <w:r>
         <w:t xml:space="preserve"> Python 3.13.2, PyTorch 2.12.0, Scikit-Learn 1.8.0, XGBoost 3.4.1, NumPy 2.2.3, SciPy 1.15.2, Matplotlib 3.10.8.</w:t>
@@ -2127,10 +2137,10 @@
         <w:rPr>
           <w:b/>
         </w:rPr>
-        <w:t>Random Seed Governance:</w:t>
+        <w:t>Random Seed Control:</w:t>
       </w:r>
       <w:r>
-        <w:t xml:space="preserve"> A universal random seed (`seed = 42`) was fixed across participant partitioning, weight initialization, mini-batch shuffling, and Monte Carlo permutation loops.</w:t>
+        <w:t xml:space="preserve"> A fixed seed (`seed = 42`) governed participant splitting, network weight initialization, batch shuffling, and permutation rounds.</w:t>
       </w:r>
     </w:p>
     <w:p>
@@ -2144,7 +2154,7 @@
           <w:color w:val="1E293B"/>
           <w:sz w:val="23"/>
         </w:rPr>
-        <w:t>4.2 Training Protocols and Hyperparameters</w:t>
+        <w:t>4.2 Training Protocols and Loss Functions</w:t>
       </w:r>
     </w:p>
     <w:p>
@@ -2153,7 +2163,7 @@
         <w:jc w:val="both"/>
       </w:pPr>
       <w:r>
-        <w:t>Neural models were trained using AdamW optimization with an initial learning rate $\eta = 10^{-3}$, weight decay of $10^{-4}$, batch size of 64, and a maximum of 100 epochs. Early stopping with a patience of 15 epochs monitored validation loss. Class-weighted cross-entropy loss applied inverse class frequency weighting:</w:t>
+        <w:t>Neural models were trained using AdamW with an initial learning rate $\eta = 10^{-3}$, weight decay $10^{-4}$, mini-batch size 64, and up to 100 epochs. Early stopping with a patience of 15 epochs monitored validation loss. Class-weighted cross-entropy applied inverse class frequency weights:</w:t>
       </w:r>
     </w:p>
     <w:p>
@@ -2199,7 +2209,7 @@
           <w:color w:val="1E293B"/>
           <w:sz w:val="23"/>
         </w:rPr>
-        <w:t>5.1 Main Cross-Sectional Severity Benchmark (RQ1 &amp; RQ2)</w:t>
+        <w:t>5.1 Cross-Sectional Severity Benchmark (RQ1 &amp; RQ2)</w:t>
       </w:r>
     </w:p>
     <w:p>
@@ -2208,7 +2218,7 @@
         <w:jc w:val="both"/>
       </w:pPr>
       <w:r>
-        <w:t>Table 2 summarizes the performance of all evaluated baseline and sequential architectures on the held-out test split ($N = 1,575$ labeled assessments across 743 participants).</w:t>
+        <w:t>Table 2 details the performance of all evaluated baseline and sequential architectures on the held-out test split ($N = 1,575$ labeled assessments from 743 participants).</w:t>
       </w:r>
     </w:p>
     <w:p>
@@ -3766,10 +3776,10 @@
         <w:rPr>
           <w:i/>
         </w:rPr>
-        <w:t>Findings:</w:t>
+        <w:t>Observations:</w:t>
       </w:r>
       <w:r>
-        <w:t xml:space="preserve"> Under participant-disjoint evaluation, raw classification accuracies across all learned models fall into the narrow range of $38.2\%$ to $45.5\%$, reflecting the substantial noise and non-deterministic nature of mapping passive sensors to psychiatric scales. The Windowed Fusion GRU ($W=1$) achieves the highest observed test Macro-F1 ($0.3437$) and balanced accuracy ($0.3389$), while Class-Weighted XGBoost achieves the highest Quadratic Weighted Kappa ($0.4625$). The Frank-Hall ordinal decomposition classifier achieves the lowest ordinal MAE ($0.7702$), demonstrating that enforcing monotonic threshold constraints penalizes distant off-diagonal classification errors.</w:t>
+        <w:t xml:space="preserve"> Under strict subject-independent evaluation, overall classification accuracy hovers between $38.2\%$ and $45.5\%$, reflecting the inherent noise when mapping physiological and behavioral sensors to self-report psychiatric tiers. The Windowed Fusion GRU ($W=1$) achieves the highest observed test Macro-F1 ($0.3437$) and balanced accuracy ($0.3389$). Class-Weighted XGBoost achieves the highest Quadratic Weighted Kappa ($0.4625$), indicating that its classification errors cluster closely around the true ordinal diagonal. The Frank-Hall ordinal classifier obtains the lowest ordinal MAE ($0.7702$), demonstrating that decomposed ordinal boundaries effectively discourage distant classification errors.</w:t>
       </w:r>
     </w:p>
     <w:p>
@@ -3783,7 +3793,7 @@
           <w:color w:val="1E293B"/>
           <w:sz w:val="23"/>
         </w:rPr>
-        <w:t>5.2 Multi-Period Observation Window Comparison (RQ3)</w:t>
+        <w:t>5.2 Evaluating Observation Window Horizons (RQ3)</w:t>
       </w:r>
     </w:p>
     <w:p>
@@ -3792,7 +3802,7 @@
         <w:jc w:val="both"/>
       </w:pPr>
       <w:r>
-        <w:t>Table 3 compares the observation window configurations ($W \in \{1, 2, 3, \text{Full}\}$) across both validation and test splits.</w:t>
+        <w:t>Table 3 compares the observation window depths ($W \in \{1, 2, 3, \text{Full}\}$) across validation and test splits.</w:t>
       </w:r>
     </w:p>
     <w:p>
@@ -4319,10 +4329,10 @@
         <w:rPr>
           <w:i/>
         </w:rPr>
-        <w:t>Prospective Validation Discipline:</w:t>
+        <w:t>Validation-Driven Model Selection:</w:t>
       </w:r>
       <w:r>
-        <w:t xml:space="preserve"> $W=1$ achieved the highest validation Macro-F1 ($0.3359$) and was declared the selected configuration prior to test unblinding. On the held-out test set, $W=\text{Full}$ produced slightly higher descriptive Macro-F1 ($0.3309$) and QWK ($0.4963$). Adhering strictly to $W=1$ as the reported primary model demonstrates rigorous research discipline, preventing post-hoc test snooping. Deeper sequential histories introduce missing-period imputation variance that slightly degrades validation stability, but retain competitive descriptive performance on long-term test cohorts.</w:t>
+        <w:t xml:space="preserve"> $W=1$ recorded the highest validation Macro-F1 ($0.3359$) and was locked in as our chosen model prior to test set evaluation. On the test set, $W=\text{Full}$ produced slightly higher descriptive Macro-F1 ($0.3309$) and QWK ($0.4963$). Reporting $W=1$ as the primary model reflects good scientific practice: test sets are meant for final evaluation, not hyperparameter optimization. Deeper windows carry more missing historical periods, introducing imputation noise that slightly hurts validation stability, even if longer histories show decent descriptive strength on stable test subjects.</w:t>
       </w:r>
     </w:p>
     <w:p>
@@ -4336,7 +4346,7 @@
           <w:color w:val="1E293B"/>
           <w:sz w:val="23"/>
         </w:rPr>
-        <w:t>5.3 Longitudinal Progression and The Persistence Paradox (RQ4)</w:t>
+        <w:t>5.3 Longitudinal Progression and the Persistence Paradox (RQ4)</w:t>
       </w:r>
     </w:p>
     <w:p>
@@ -4345,7 +4355,7 @@
         <w:jc w:val="both"/>
       </w:pPr>
       <w:r>
-        <w:t>Table 4 presents the longitudinal progression evaluation across exactly 973 test transitions formed by 453 participants with $\ge 2$ labeled quarterly surveys.</w:t>
+        <w:t>Table 4 presents the longitudinal progression evaluation across 973 test transitions from 453 participants who completed at least two quarterly surveys.</w:t>
       </w:r>
     </w:p>
     <w:p>
@@ -5057,7 +5067,7 @@
         <w:rPr>
           <w:i/>
         </w:rPr>
-        <w:t>Resolution of the Persistence Paradox:</w:t>
+        <w:t>Unraveling the Persistence Baseline Trap:</w:t>
       </w:r>
       <w:r/>
     </w:p>
@@ -5067,16 +5077,16 @@
         <w:jc w:val="both"/>
       </w:pPr>
       <w:r>
-        <w:t xml:space="preserve">The clinical persistence baseline ($\hat{y}_t = y_{t-1}$) achieves a deceptively high MCID Accuracy of 76.46%. However, inspection reveals that exactly 744 of the 973 true test transitions (76.46%) are clinically stable ($|\Delta y| &lt; 5$). By perpetually predicting $\Delta = 0.0$, the persistence baseline trivially captures the majority class. However, because $\text{sign}(0) = 0$, it achieves </w:t>
+        <w:t xml:space="preserve">The persistence baseline ($\hat{y}_t = y_{t-1}$) exhibits a deceptively high raw accuracy of 76.46%. A closer look at the data explains why: exactly 744 of the 973 transitions (76.46%) are clinically stable ($|\Delta y| &lt; 5$). By always predicting $\Delta = 0.0$, the persistence baseline trivially matches the majority class. However, because $\text{sign}(0) = 0$, it achieves </w:t>
       </w:r>
       <w:r>
         <w:rPr>
           <w:b/>
         </w:rPr>
-        <w:t>0.0% directional agreement accuracy</w:t>
+        <w:t>0.0% directional agreement</w:t>
       </w:r>
       <w:r>
-        <w:t>, completely failing to detect a single improving ($\Delta \le -5$, $N=109$) or worsening ($\Delta \ge +5$, $N=120$) transition.</w:t>
+        <w:t>, completely missing all 109 improving transitions ($\Delta \le -5$) and all 120 worsening transitions ($\Delta \ge +5$).</w:t>
       </w:r>
     </w:p>
     <w:p>
@@ -5085,7 +5095,7 @@
         <w:jc w:val="both"/>
       </w:pPr>
       <w:r>
-        <w:t>In contrast, all learned sequential models successfully capture non-zero clinical shifts, achieving MCID Macro-F1 scores of $0.3340$ to $0.3367$ and directional agreement accuracies of $38.33\%$ to $44.60\%$. $W=3$ achieves the highest observed directional sensitivity ($44.60\%$), confirming that capturing sequential behavioral trends over a full prior quarter empowers models to anticipate active clinical deterioration.</w:t>
+        <w:t>In contrast, our sequence models capture true clinical changes, achieving MCID Macro-F1 scores between $0.3340$ and $0.3367$ and directional agreement rates of $38.33\%$ to $44.60\%$. Notably, $W=3$ achieves the highest directional accuracy ($44.60\%$), demonstrating that sequential behavioral telemetry across a full prior quarter provides the model with valuable context for anticipating symptom shifts.</w:t>
       </w:r>
     </w:p>
     <w:p>
@@ -5099,7 +5109,7 @@
           <w:color w:val="1E293B"/>
           <w:sz w:val="23"/>
         </w:rPr>
-        <w:t>5.4 Severe-Class Probability Calibration and Decision Triage</w:t>
+        <w:t>5.4 Calibrating Severe-Class Decision Triage</w:t>
       </w:r>
     </w:p>
     <w:p>
@@ -5108,7 +5118,7 @@
         <w:jc w:val="both"/>
       </w:pPr>
       <w:r>
-        <w:t>Under standard argmax classification ($\hat{c} = \arg\max P(c)$), Class 4 (Severe Depression) sensitivity is heavily penalized by class imbalance. On the held-out test set ($N = 1,575$, 72 severe cases), default argmax classification yields:</w:t>
+        <w:t>Under standard argmax classification ($\hat{c} = \arg\max P(c)$), Class 4 (Severe Depression) sensitivity suffers under severe class imbalance. On the held-out test split ($N = 1,575$, 72 severe cases), default argmax classification yields:</w:t>
       </w:r>
     </w:p>
     <w:p>
@@ -5121,7 +5131,7 @@
         <w:rPr>
           <w:b/>
         </w:rPr>
-        <w:t>Default Argmax Test Metrics:</w:t>
+        <w:t>Default Argmax Performance:</w:t>
       </w:r>
       <w:r>
         <w:t xml:space="preserve"> Severe Recall: $25.0\%$ (18/72 detected), Severe Precision: $19.78\%$ (18/91 alerts), False Negatives: 54.</w:t>
@@ -5133,7 +5143,7 @@
         <w:jc w:val="both"/>
       </w:pPr>
       <w:r>
-        <w:t>To prioritize clinical triage safety, we performed post-hoc probability calibration and optimized the decision threshold on validation data using Youden's index with clinical guardrails ($\text{Recall} \ge 0.20, \text{Precision} \ge 0.10$). The optimal threshold was selected at:</w:t>
+        <w:t>To address this from a clinical safety standpoint, we calibrated model probabilities and tuned the decision threshold on validation data using Youden's $J$ index with safety constraints ($\text{Recall} \ge 0.20, \text{Precision} \ge 0.10$). The optimal threshold was found to be:</w:t>
       </w:r>
     </w:p>
     <w:p>
@@ -5164,7 +5174,7 @@
         <w:rPr>
           <w:b/>
         </w:rPr>
-        <w:t>Calibrated Threshold Test Metrics ($T_4^* = 0.2100$):</w:t>
+        <w:t>Calibrated Threshold Performance ($T_4^* = 0.2100$):</w:t>
       </w:r>
       <w:r>
         <w:t xml:space="preserve"> Severe Recall: $41.67\%$ (30/72 detected), Severe Precision: $15.96\%$ (30/188 alerts), False Negatives: 42.</w:t>
@@ -5183,16 +5193,16 @@
         <w:t>Clinical Interpretation:</w:t>
       </w:r>
       <w:r>
-        <w:t xml:space="preserve"> Tuning the decision threshold down to $0.2100$ produces a </w:t>
+        <w:t xml:space="preserve"> Shifting the decision threshold to $0.2100$ produces a </w:t>
       </w:r>
       <w:r>
         <w:rPr>
           <w:b/>
         </w:rPr>
-        <w:t>66.7% relative increase in severe depression detection</w:t>
+        <w:t>66.7% relative improvement in severe depression recall</w:t>
       </w:r>
       <w:r>
-        <w:t xml:space="preserve"> (detecting 30 instead of 18 severe patients) and reduces fatal false negatives from 54 to 42. In a two-tier clinical triage workflow, the resulting increase in false positive alerts (158 vs. 73) is highly acceptable, as secondary verification involves non-invasive, low-cost nurse outreach rather than invasive pharmaceutical interventions.</w:t>
+        <w:t xml:space="preserve"> (catching 30 of 72 severe patients instead of 18) and cuts false negatives from 54 to 42. In a real-world clinical triage setting, the corresponding increase in false alarms (158 vs. 73) represents an acceptable clinical trade-off: secondary checks involve non-invasive nurse outreach, whereas missing an acutely suicidal patient can have tragic consequences.</w:t>
       </w:r>
     </w:p>
     <w:p>
@@ -5206,7 +5216,7 @@
           <w:color w:val="1E293B"/>
           <w:sz w:val="23"/>
         </w:rPr>
-        <w:t>5.5 Model Explainability: Global Attributions &amp; Local Case Audits</w:t>
+        <w:t>5.5 Interpretability: Global Attribution and Local Case Audits</w:t>
       </w:r>
     </w:p>
     <w:p>
@@ -5215,7 +5225,7 @@
         <w:jc w:val="both"/>
       </w:pPr>
       <w:r>
-        <w:t>Table 5 summarizes the global predictive attribution across biological and clinical domains quantified via TreeSHAP and permutation feature importance.</w:t>
+        <w:t>Table 5 breaks down global feature attributions across domains using TreeSHAP and continuous permutation feature importance.</w:t>
       </w:r>
     </w:p>
     <w:p>
@@ -5646,7 +5656,7 @@
         <w:jc w:val="both"/>
       </w:pPr>
       <w:r>
-        <w:t>Permutation importance on continuous PHQ-9 score prediction ($N=300$) establishes that baseline demographic and medical anchors (`demo_birth_year`: $0.8124 \pm 0.0512$ pts, `demo_neuropathic_pain`: $0.6128 \pm 0.0401$ pts, `demo_financial_hardship`: $0.5412 \pm 0.0384$ pts) establish the patient's baseline severity scale, while dynamic passive metrics (`sleep_regularity_index_mean`: $0.4215 \pm 0.0298$ pts, `walk_steps_mean`: $0.3845 \pm 0.0254$ pts) drive sequential fluctuations.</w:t>
+        <w:t>Continuous score permutation importance ($N=300$) confirms that baseline demographic and health factors (`demo_birth_year`: $0.8124 \pm 0.0512$ pts, `demo_neuropathic_pain`: $0.6128 \pm 0.0401$ pts, `demo_financial_hardship`: $0.5412 \pm 0.0384$ pts) anchor the patient's general risk level, while dynamic behavioral features (`sleep_regularity_index_mean`: $0.4215 \pm 0.0298$ pts, `walk_steps_mean`: $0.3845 \pm 0.0254$ pts) account for temporal fluctuations.</w:t>
       </w:r>
     </w:p>
     <w:p>
@@ -5670,7 +5680,7 @@
         <w:jc w:val="both"/>
       </w:pPr>
       <w:r>
-        <w:t>Itemized TreeSHAP waterfalls reveal the exact feature pushes and pulls that dictated model decisions:</w:t>
+        <w:t>Individual TreeSHAP waterfall plots explain the factors driving specific model alerts:</w:t>
       </w:r>
     </w:p>
     <w:p>
@@ -5686,7 +5696,7 @@
         <w:t>Case 1 (True Positive Severe Alert, $y=4, \hat{y}=4$):</w:t>
       </w:r>
       <w:r>
-        <w:t xml:space="preserve"> Starting from the baseline population expectation ($\phi_0 = 0.0460$), acute financial strain (`money`: $+0.6438$), emergency financial assistance (`money_assistance`: $+0.1844$), and chronic neuropathic pain (`comorbid_neuropathic`: $+0.1256$) drove predicted risk to $0.912$, easily breaching $T_4^* = 0.2100$.</w:t>
+        <w:t xml:space="preserve"> Starting from the baseline population risk ($\phi_0 = 0.0460$), acute financial strain (`money`: $+0.6438$), need for financial aid (`money_assistance`: $+0.1844$), and chronic neuropathic pain (`comorbid_neuropathic`: $+0.1256$) pushed predicted risk to $0.912$, safely exceeding the alert threshold $T_4^* = 0.2100$.</w:t>
       </w:r>
     </w:p>
     <w:p>
@@ -5702,7 +5712,7 @@
         <w:t>Case 2 (False Positive Alert, $y=1, \hat{y}=4$):</w:t>
       </w:r>
       <w:r>
-        <w:t xml:space="preserve"> A mild patient was flagged as severe due to acute physical pain and temporary sleep fragmentation, triggering a low-cost clinician review without adverse medical consequences.</w:t>
+        <w:t xml:space="preserve"> A mild patient was flagged as severe due to acute physical pain and temporary sleep disruption, prompting a low-cost nursing check-in that clarified their situation without clinical harm.</w:t>
       </w:r>
     </w:p>
     <w:p>
@@ -5718,7 +5728,7 @@
         <w:t>Case 3 (False Negative Masked Case, $y=4, \hat{y}=1$):</w:t>
       </w:r>
       <w:r>
-        <w:t xml:space="preserve"> A patient with true severe depression was under-predicted as mild due to strong protective socioeconomic buffers: high education (`educ`: $-0.5585$) and financial stability (`money`: $-0.1674$). This clinical audit proves that high socioeconomic resilience can statistically mask behavioral deterioration, confirming the necessity of human clinical oversight.</w:t>
+        <w:t xml:space="preserve"> A patient with true severe depression was under-predicted as mild because of strong protective socioeconomic factors: high education (`educ`: $-0.5585$) and financial security (`money`: $-0.1674$). This case provides a valuable clinical lesson: high socioeconomic resilience can statistically mask severe psychological distress, highlighting why automated wearable screening cannot replace direct human clinical evaluation.</w:t>
       </w:r>
     </w:p>
     <w:p>
@@ -5748,7 +5758,7 @@
         <w:t>Monthly Feature Aggregation vs. Intraday Timestamps (Case C):</w:t>
       </w:r>
       <w:r>
-        <w:t xml:space="preserve"> The dataset provides monthly summary aggregates rather than raw, millisecond-level accelerometer time series. While the target is denoted `phq9_score_end` (survey administered at period end), exact intra-month survey completion timestamps cannot be independently audited from the Parquet artifacts.</w:t>
+        <w:t xml:space="preserve"> The dataset provides monthly summary aggregates rather than raw, millisecond-level accelerometer time series. While the survey target is denoted `phq9_score_end` (survey administered at period end), exact intra-month survey completion timestamps cannot be independently audited from the Parquet artifacts.</w:t>
       </w:r>
     </w:p>
     <w:p>
@@ -5844,7 +5854,7 @@
         <w:jc w:val="both"/>
       </w:pPr>
       <w:r>
-        <w:t>This paper presented an academically rigorous, explainable machine learning and longitudinal sequence modeling framework for depression severity prediction and progression tracking from passive wearable sensing. By enforcing strict participant-disjoint splitting across 4,948 participants and 10,866 labeled PHQ-9 evaluations, we eliminated identity leakage and established realistic performance benchmarks for real-world affective computing. We resolved the longitudinal Persistence Baseline Paradox, proving that recurrent GRU architectures capture non-zero clinical transitions with up to 44.60% directional agreement where naive baselines fail completely. Furthermore, cost-sensitive threshold optimization ($T_4^* = 0.2100$) increased severe depression recall by 66.7%, and TreeSHAP provided an itemized clinical audit trail attributing 78.9% of predictive power to passive sleep, circadian, and actigraphy biomarkers.</w:t>
+        <w:t>This paper presents an explainable machine learning and longitudinal sequence modeling framework for depression severity prediction and progression tracking from passive wearable sensing. By enforcing strict participant-disjoint splitting across 4,948 participants and 10,866 labeled PHQ-9 evaluations, we eliminated identity leakage and established realistic performance benchmarks for real-world affective computing. We resolved the longitudinal Persistence Baseline Paradox, proving that recurrent GRU architectures capture non-zero clinical transitions with up to 44.60% directional agreement where naive baselines fail completely. Furthermore, cost-sensitive threshold optimization ($T_4^* = 0.2100$) increased severe depression recall by 66.7%, and TreeSHAP provided an itemized clinical audit trail attributing 78.9% of predictive power to passive sleep, circadian, and actigraphy biomarkers.</w:t>
       </w:r>
     </w:p>
     <w:p>
